--- a/realTimeCollaborationForm.docx
+++ b/realTimeCollaborationForm.docx
@@ -4,7 +4,7 @@
   <w:body>
     <w:p>
       <w:pPr>
-        <w:spacing w:line="240" w:lineRule="auto"/>
+        <w:spacing w:line="240" w:lineRule="auto" w:before="0" w:after="0"/>
         <w:jc w:val="center"/>
         <w:rPr>
           <w:rFonts w:ascii="Times New Roman" w:eastAsia="Times New Roman" w:hAnsi="Times New Roman" w:cs="Times New Roman"/>
@@ -15,7 +15,7 @@
     </w:p>
     <w:p>
       <w:pPr>
-        <w:spacing w:line="240" w:lineRule="auto"/>
+        <w:spacing w:line="240" w:lineRule="auto" w:before="120" w:after="80"/>
         <w:jc w:val="center"/>
         <w:rPr>
           <w:rFonts w:ascii="Times New Roman" w:eastAsia="Times New Roman" w:hAnsi="Times New Roman" w:cs="Times New Roman"/>
@@ -53,7 +53,7 @@
     </w:p>
     <w:p>
       <w:pPr>
-        <w:spacing w:line="240" w:lineRule="auto"/>
+        <w:spacing w:line="240" w:lineRule="auto" w:before="0" w:after="160"/>
         <w:jc w:val="right"/>
         <w:rPr>
           <w:rFonts w:ascii="Times New Roman" w:eastAsia="Times New Roman" w:hAnsi="Times New Roman" w:cs="Times New Roman"/>
@@ -72,7 +72,7 @@
     </w:p>
     <w:p>
       <w:pPr>
-        <w:spacing w:after="0"/>
+        <w:spacing w:after="0" w:before="0"/>
         <w:rPr>
           <w:rFonts w:ascii="Times New Roman" w:eastAsia="Times New Roman" w:hAnsi="Times New Roman" w:cs="Times New Roman"/>
           <w:sz w:val="24"/>
@@ -82,6 +82,7 @@
     </w:p>
     <w:p>
       <w:pPr>
+        <w:spacing w:before="160" w:after="160" w:line="240" w:lineRule="auto"/>
         <w:jc w:val="center"/>
         <w:rPr>
           <w:rFonts w:ascii="Times New Roman" w:eastAsia="Times New Roman" w:hAnsi="Times New Roman" w:cs="Times New Roman"/>
@@ -92,7 +93,8 @@
       <w:r>
         <w:rPr>
           <w:rFonts w:ascii="Times New Roman" w:eastAsia="Times New Roman" w:hAnsi="Times New Roman" w:cs="Times New Roman"/>
-          <w:sz w:val="32"/>
+          <w:b/>
+          <w:sz w:val="28"/>
           <w:szCs w:val="32"/>
         </w:rPr>
         <w:t>P</w:t>
@@ -100,7 +102,8 @@
       <w:r>
         <w:rPr>
           <w:rFonts w:ascii="Times New Roman" w:eastAsia="Times New Roman" w:hAnsi="Times New Roman" w:cs="Times New Roman"/>
-          <w:sz w:val="32"/>
+          <w:b/>
+          <w:sz w:val="28"/>
           <w:szCs w:val="32"/>
         </w:rPr>
         <w:t>ROJECT</w:t>
@@ -108,7 +111,8 @@
       <w:r>
         <w:rPr>
           <w:rFonts w:ascii="Times New Roman" w:eastAsia="Times New Roman" w:hAnsi="Times New Roman" w:cs="Times New Roman"/>
-          <w:sz w:val="32"/>
+          <w:b/>
+          <w:sz w:val="28"/>
           <w:szCs w:val="32"/>
         </w:rPr>
         <w:t xml:space="preserve"> –ABSTRACT</w:t>
@@ -116,7 +120,7 @@
     </w:p>
     <w:p>
       <w:pPr>
-        <w:spacing w:before="120" w:after="120" w:line="240" w:lineRule="auto"/>
+        <w:spacing w:before="40" w:after="160" w:line="276" w:lineRule="auto"/>
         <w:ind w:firstLine="576"/>
         <w:jc w:val="both"/>
         <w:rPr>
@@ -125,11 +129,12 @@
           <w:szCs w:val="32"/>
         </w:rPr>
       </w:pPr>
+      <w:r/>
       <w:r>
         <w:rPr>
-          <w:rFonts w:ascii="Times New Roman" w:eastAsia="Times New Roman" w:hAnsi="Times New Roman" w:cs="Times New Roman"/>
+          <w:rFonts w:ascii="Times New Roman" w:hAnsi="Times New Roman"/>
+          <w:b w:val="0"/>
           <w:sz w:val="24"/>
-          <w:szCs w:val="32"/>
         </w:rPr>
         <w:t>RealTime Collaboration — Code Together is a real-time collaborative code editor where multiple users join a single room and write, run and discuss code together, like Google Docs for code. A user creates a room and shares the Room ID; others join with their name and every keystroke syncs instantly in a VS Code-like editor with syntax highlighting. The editor supports running JavaScript, Python, Java and C++ inline, with user list, typing indicator and voice chat for coordination. It is built with Next.js, React, Socket.io, Monaco Editor and Chakra UI.</w:t>
       </w:r>
@@ -137,9 +142,9 @@
     <w:tbl>
       <w:tblPr>
         <w:tblW w:type="auto" w:w="0"/>
-        <w:jc w:val="left"/>
         <w:tblLayout w:type="fixed"/>
         <w:tblLook w:firstColumn="1" w:firstRow="1" w:lastColumn="0" w:lastRow="0" w:noHBand="0" w:noVBand="1" w:val="04A0"/>
+        <w:jc w:val="left"/>
         <w:tblBorders>
           <w:top w:val="nil" w:sz="0" w:space="0" w:color="auto"/>
           <w:left w:val="nil" w:sz="0" w:space="0" w:color="auto"/>
@@ -160,8 +165,7 @@
           </w:tcPr>
           <w:p>
             <w:pPr>
-              <w:spacing w:before="20" w:after="20"/>
-              <w:jc w:val="left"/>
+              <w:spacing w:before="40" w:after="40"/>
             </w:pPr>
             <w:r/>
             <w:r>
@@ -180,8 +184,7 @@
           </w:tcPr>
           <w:p>
             <w:pPr>
-              <w:spacing w:before="20" w:after="20"/>
-              <w:jc w:val="left"/>
+              <w:spacing w:before="40" w:after="40"/>
             </w:pPr>
             <w:r/>
             <w:r>
@@ -202,8 +205,7 @@
           </w:tcPr>
           <w:p>
             <w:pPr>
-              <w:spacing w:before="20" w:after="20"/>
-              <w:jc w:val="left"/>
+              <w:spacing w:before="40" w:after="40"/>
             </w:pPr>
             <w:r/>
             <w:r>
@@ -222,8 +224,7 @@
           </w:tcPr>
           <w:p>
             <w:pPr>
-              <w:spacing w:before="20" w:after="20"/>
-              <w:jc w:val="left"/>
+              <w:spacing w:before="40" w:after="40"/>
             </w:pPr>
             <w:r/>
             <w:r>
@@ -232,7 +233,7 @@
                 <w:b w:val="0"/>
                 <w:sz w:val="24"/>
               </w:rPr>
-              <w:t>MD.Shoaib Akther</w:t>
+              <w:t>MD. Shoaib Akther</w:t>
             </w:r>
           </w:p>
         </w:tc>
@@ -244,8 +245,7 @@
           </w:tcPr>
           <w:p>
             <w:pPr>
-              <w:spacing w:before="20" w:after="20"/>
-              <w:jc w:val="left"/>
+              <w:spacing w:before="40" w:after="40"/>
             </w:pPr>
             <w:r/>
             <w:r>
@@ -254,7 +254,7 @@
                 <w:b w:val="0"/>
                 <w:sz w:val="24"/>
               </w:rPr>
-              <w:t>2. 23J41A0EJ</w:t>
+              <w:t>2. 23J41A05EJ</w:t>
             </w:r>
           </w:p>
         </w:tc>
@@ -264,8 +264,7 @@
           </w:tcPr>
           <w:p>
             <w:pPr>
-              <w:spacing w:before="20" w:after="20"/>
-              <w:jc w:val="left"/>
+              <w:spacing w:before="40" w:after="40"/>
             </w:pPr>
             <w:r/>
             <w:r>
@@ -286,8 +285,7 @@
           </w:tcPr>
           <w:p>
             <w:pPr>
-              <w:spacing w:before="20" w:after="20"/>
-              <w:jc w:val="left"/>
+              <w:spacing w:before="40" w:after="40"/>
             </w:pPr>
             <w:r/>
             <w:r>
@@ -296,7 +294,7 @@
                 <w:b w:val="0"/>
                 <w:sz w:val="24"/>
               </w:rPr>
-              <w:t>3. 23J41A0549</w:t>
+              <w:t>3. 24J45A0549</w:t>
             </w:r>
           </w:p>
         </w:tc>
@@ -306,8 +304,7 @@
           </w:tcPr>
           <w:p>
             <w:pPr>
-              <w:spacing w:before="20" w:after="20"/>
-              <w:jc w:val="left"/>
+              <w:spacing w:before="40" w:after="40"/>
             </w:pPr>
             <w:r/>
             <w:r>
@@ -316,7 +313,7 @@
                 <w:b w:val="0"/>
                 <w:sz w:val="24"/>
               </w:rPr>
-              <w:t>yakub pasha</w:t>
+              <w:t>Md. Yakub Pasha</w:t>
             </w:r>
           </w:p>
         </w:tc>
@@ -328,8 +325,7 @@
           </w:tcPr>
           <w:p>
             <w:pPr>
-              <w:spacing w:before="20" w:after="20"/>
-              <w:jc w:val="left"/>
+              <w:spacing w:before="40" w:after="40"/>
             </w:pPr>
             <w:r/>
             <w:r>
@@ -338,7 +334,7 @@
                 <w:b w:val="0"/>
                 <w:sz w:val="24"/>
               </w:rPr>
-              <w:t>4. 23J41A0FE</w:t>
+              <w:t>4. 23J41A05FE</w:t>
             </w:r>
           </w:p>
         </w:tc>
@@ -348,8 +344,7 @@
           </w:tcPr>
           <w:p>
             <w:pPr>
-              <w:spacing w:before="20" w:after="20"/>
-              <w:jc w:val="left"/>
+              <w:spacing w:before="40" w:after="40"/>
             </w:pPr>
             <w:r/>
             <w:r>
@@ -369,69 +364,84 @@
         <w:tabs>
           <w:tab w:val="left" w:pos="3456"/>
         </w:tabs>
+        <w:spacing w:before="0" w:after="0"/>
         <w:rPr>
           <w:rFonts w:ascii="Times New Roman" w:eastAsia="Times New Roman" w:hAnsi="Times New Roman" w:cs="Times New Roman"/>
           <w:sz w:val="32"/>
           <w:szCs w:val="32"/>
         </w:rPr>
       </w:pPr>
-      <w:r>
-        <w:br w:type="page"/>
-      </w:r>
+      <w:r/>
     </w:p>
     <w:p>
       <w:pPr>
+        <w:spacing w:before="0" w:after="0"/>
         <w:rPr>
           <w:rFonts w:ascii="Times New Roman" w:eastAsia="Times New Roman" w:hAnsi="Times New Roman" w:cs="Times New Roman"/>
           <w:sz w:val="24"/>
           <w:szCs w:val="24"/>
         </w:rPr>
       </w:pPr>
+      <w:r/>
     </w:p>
     <w:p>
       <w:pPr>
+        <w:spacing w:before="360" w:after="0" w:line="240" w:lineRule="auto"/>
+        <w:jc w:val="left"/>
         <w:rPr>
           <w:rFonts w:ascii="Times New Roman" w:eastAsia="Times New Roman" w:hAnsi="Times New Roman" w:cs="Times New Roman"/>
           <w:b/>
           <w:sz w:val="24"/>
           <w:szCs w:val="24"/>
         </w:rPr>
+        <w:tabs>
+          <w:tab w:val="center" w:pos="5112"/>
+          <w:tab w:val="right" w:pos="10224"/>
+        </w:tabs>
       </w:pPr>
+      <w:r/>
       <w:r>
         <w:rPr>
-          <w:rFonts w:ascii="Times New Roman" w:eastAsia="Times New Roman" w:hAnsi="Times New Roman" w:cs="Times New Roman"/>
+          <w:rFonts w:ascii="Times New Roman" w:hAnsi="Times New Roman"/>
           <w:b/>
           <w:sz w:val="24"/>
-          <w:szCs w:val="24"/>
         </w:rPr>
         <w:t>Project Guide</w:t>
       </w:r>
       <w:r>
         <w:rPr>
-          <w:rFonts w:ascii="Times New Roman" w:eastAsia="Times New Roman" w:hAnsi="Times New Roman" w:cs="Times New Roman"/>
+          <w:sz w:val="24"/>
+        </w:rPr>
+        <w:tab/>
+      </w:r>
+      <w:r>
+        <w:rPr>
+          <w:rFonts w:ascii="Times New Roman" w:hAnsi="Times New Roman"/>
           <w:b/>
           <w:sz w:val="24"/>
-          <w:szCs w:val="24"/>
-        </w:rPr>
-        <w:t xml:space="preserve">                                          </w:t>
+        </w:rPr>
+        <w:t>Project Coordinator</w:t>
       </w:r>
-      <w:bookmarkStart w:id="0" w:name="_GoBack"/>
-      <w:bookmarkEnd w:id="0"/>
       <w:r>
         <w:rPr>
-          <w:rFonts w:ascii="Times New Roman" w:eastAsia="Times New Roman" w:hAnsi="Times New Roman" w:cs="Times New Roman"/>
+          <w:sz w:val="24"/>
+        </w:rPr>
+        <w:tab/>
+      </w:r>
+      <w:r>
+        <w:rPr>
+          <w:rFonts w:ascii="Times New Roman" w:hAnsi="Times New Roman"/>
           <w:b/>
           <w:sz w:val="24"/>
-          <w:szCs w:val="24"/>
-        </w:rPr>
-        <w:t xml:space="preserve"> Project Coordinator                                     HOD</w:t>
+        </w:rPr>
+        <w:t>HOD</w:t>
       </w:r>
     </w:p>
     <w:sectPr>
       <w:headerReference w:type="default" r:id="rId8"/>
       <w:footerReference w:type="default" r:id="rId9"/>
       <w:pgSz w:w="12240" w:h="15840"/>
-      <w:pgMar w:top="1440" w:right="1440" w:bottom="900" w:left="1440" w:header="720" w:footer="720" w:gutter="0"/>
+      <w:pgMar w:top="576" w:right="1008" w:bottom="576" w:left="1008" w:header="360" w:footer="288" w:gutter="0"/>
       <w:pgNumType w:start="1"/>
       <w:cols w:space="720"/>
     </w:sectPr>
@@ -468,20 +478,25 @@
 <w:ftr xmlns:wpc="http://schemas.microsoft.com/office/word/2010/wordprocessingCanvas" xmlns:mc="http://schemas.openxmlformats.org/markup-compatibility/2006" xmlns:o="urn:schemas-microsoft-com:office:office" xmlns:r="http://schemas.openxmlformats.org/officeDocument/2006/relationships" xmlns:m="http://schemas.openxmlformats.org/officeDocument/2006/math" xmlns:v="urn:schemas-microsoft-com:vml" xmlns:wp14="http://schemas.microsoft.com/office/word/2010/wordprocessingDrawing" xmlns:wp="http://schemas.openxmlformats.org/drawingml/2006/wordprocessingDrawing" xmlns:w10="urn:schemas-microsoft-com:office:word" xmlns:w="http://schemas.openxmlformats.org/wordprocessingml/2006/main" xmlns:w14="http://schemas.microsoft.com/office/word/2010/wordml" xmlns:wpg="http://schemas.microsoft.com/office/word/2010/wordprocessingGroup" xmlns:wpi="http://schemas.microsoft.com/office/word/2010/wordprocessingInk" xmlns:wne="http://schemas.microsoft.com/office/word/2006/wordml" xmlns:wps="http://schemas.microsoft.com/office/word/2010/wordprocessingShape" mc:Ignorable="w14 wp14">
   <w:p>
     <w:pPr>
+      <w:spacing w:before="0" w:after="0" w:line="40" w:lineRule="exact"/>
       <w:rPr>
         <w:b/>
       </w:rPr>
     </w:pPr>
     <w:r>
       <w:rPr>
-        <w:b/>
+        <w:sz w:val="4"/>
       </w:rPr>
-      <w:t>Vision</w:t>
     </w:r>
   </w:p>
   <w:p>
+    <w:pPr>
+      <w:spacing w:before="0" w:after="0" w:line="40" w:lineRule="exact"/>
+    </w:pPr>
     <w:r>
-      <w:t>To attain global standards in Computer Science and Engineering education, training and research to meet the growing needs of the industry with socio-economic and ethical considerations.</w:t>
+      <w:rPr>
+        <w:sz w:val="4"/>
+      </w:rPr>
     </w:r>
   </w:p>
   <w:p>
@@ -497,11 +512,16 @@
         <w:tab w:val="center" w:pos="4680"/>
         <w:tab w:val="right" w:pos="9360"/>
       </w:tabs>
-      <w:spacing w:after="0" w:line="240" w:lineRule="auto"/>
+      <w:spacing w:after="0" w:line="40" w:lineRule="exact" w:before="0"/>
       <w:rPr>
         <w:color w:val="000000"/>
       </w:rPr>
     </w:pPr>
+    <w:r>
+      <w:rPr>
+        <w:sz w:val="4"/>
+      </w:rPr>
+    </w:r>
   </w:p>
 </w:ftr>
 </file>
